--- a/Assignment 1/Basics of Python.docx
+++ b/Assignment 1/Basics of Python.docx
@@ -38,6 +38,24 @@
     </w:p>
     <w:p>
       <w:pPr>
+        <w:jc w:val="center"/>
+        <w:rPr>
+          <w:rFonts w:ascii="Times New Roman" w:hAnsi="Times New Roman" w:cs="Times New Roman"/>
+          <w:sz w:val="32"/>
+          <w:szCs w:val="32"/>
+        </w:rPr>
+      </w:pPr>
+      <w:r>
+        <w:rPr>
+          <w:rFonts w:ascii="Times New Roman" w:hAnsi="Times New Roman" w:cs="Times New Roman"/>
+          <w:sz w:val="32"/>
+          <w:szCs w:val="32"/>
+        </w:rPr>
+        <w:t>LO1</w:t>
+      </w:r>
+    </w:p>
+    <w:p>
+      <w:pPr>
         <w:jc w:val="right"/>
         <w:rPr>
           <w:rFonts w:ascii="Times New Roman" w:hAnsi="Times New Roman" w:cs="Times New Roman"/>
@@ -47,7 +65,7 @@
         <w:rPr>
           <w:rFonts w:ascii="Times New Roman" w:hAnsi="Times New Roman" w:cs="Times New Roman"/>
         </w:rPr>
-        <w:t>5</w:t>
+        <w:t>14</w:t>
       </w:r>
       <w:r>
         <w:rPr>
@@ -59,7 +77,7 @@
         <w:rPr>
           <w:rFonts w:ascii="Times New Roman" w:hAnsi="Times New Roman" w:cs="Times New Roman"/>
         </w:rPr>
-        <w:t>2</w:t>
+        <w:t>1</w:t>
       </w:r>
       <w:r>
         <w:rPr>
@@ -149,21 +167,7 @@
           <w:rFonts w:ascii="Times New Roman" w:hAnsi="Times New Roman" w:cs="Times New Roman"/>
         </w:rPr>
         <w:br/>
-        <w:t xml:space="preserve">It helps us show how python can be applied for financial and </w:t>
-      </w:r>
-      <w:proofErr w:type="gramStart"/>
-      <w:r>
-        <w:rPr>
-          <w:rFonts w:ascii="Times New Roman" w:hAnsi="Times New Roman" w:cs="Times New Roman"/>
-        </w:rPr>
-        <w:t>salary based</w:t>
-      </w:r>
-      <w:proofErr w:type="gramEnd"/>
-      <w:r>
-        <w:rPr>
-          <w:rFonts w:ascii="Times New Roman" w:hAnsi="Times New Roman" w:cs="Times New Roman"/>
-        </w:rPr>
-        <w:t xml:space="preserve"> applications.</w:t>
+        <w:t>It helps us show how python can be applied for financial and salary based applications.</w:t>
       </w:r>
     </w:p>
     <w:p>
@@ -184,46 +188,24 @@
         </w:rPr>
         <w:br/>
       </w:r>
-      <w:proofErr w:type="gramStart"/>
-      <w:r>
-        <w:rPr>
-          <w:rFonts w:ascii="Times New Roman" w:hAnsi="Times New Roman" w:cs="Times New Roman"/>
-        </w:rPr>
-        <w:t>print(</w:t>
-      </w:r>
-      <w:proofErr w:type="gramEnd"/>
-      <w:r>
-        <w:rPr>
-          <w:rFonts w:ascii="Times New Roman" w:hAnsi="Times New Roman" w:cs="Times New Roman"/>
-        </w:rPr>
-        <w:t>"Please enter your basic salary: ", end="")</w:t>
-      </w:r>
-    </w:p>
-    <w:p>
-      <w:pPr>
-        <w:rPr>
-          <w:rFonts w:ascii="Times New Roman" w:hAnsi="Times New Roman" w:cs="Times New Roman"/>
-        </w:rPr>
-      </w:pPr>
-      <w:r>
-        <w:rPr>
-          <w:rFonts w:ascii="Times New Roman" w:hAnsi="Times New Roman" w:cs="Times New Roman"/>
-        </w:rPr>
-        <w:t>basic_salary = float(</w:t>
-      </w:r>
-      <w:proofErr w:type="gramStart"/>
-      <w:r>
-        <w:rPr>
-          <w:rFonts w:ascii="Times New Roman" w:hAnsi="Times New Roman" w:cs="Times New Roman"/>
-        </w:rPr>
-        <w:t>input(</w:t>
-      </w:r>
-      <w:proofErr w:type="gramEnd"/>
-      <w:r>
-        <w:rPr>
-          <w:rFonts w:ascii="Times New Roman" w:hAnsi="Times New Roman" w:cs="Times New Roman"/>
-        </w:rPr>
-        <w:t>))</w:t>
+      <w:r>
+        <w:rPr>
+          <w:rFonts w:ascii="Times New Roman" w:hAnsi="Times New Roman" w:cs="Times New Roman"/>
+        </w:rPr>
+        <w:t>print("Please enter your basic salary: ", end="")</w:t>
+      </w:r>
+    </w:p>
+    <w:p>
+      <w:pPr>
+        <w:rPr>
+          <w:rFonts w:ascii="Times New Roman" w:hAnsi="Times New Roman" w:cs="Times New Roman"/>
+        </w:rPr>
+      </w:pPr>
+      <w:r>
+        <w:rPr>
+          <w:rFonts w:ascii="Times New Roman" w:hAnsi="Times New Roman" w:cs="Times New Roman"/>
+        </w:rPr>
+        <w:t>basic_salary = float(input())</w:t>
       </w:r>
     </w:p>
     <w:p>
@@ -271,142 +253,55 @@
           <w:rFonts w:ascii="Times New Roman" w:hAnsi="Times New Roman" w:cs="Times New Roman"/>
         </w:rPr>
       </w:pPr>
-      <w:proofErr w:type="gramStart"/>
-      <w:r>
-        <w:rPr>
-          <w:rFonts w:ascii="Times New Roman" w:hAnsi="Times New Roman" w:cs="Times New Roman"/>
-        </w:rPr>
-        <w:t>print(</w:t>
-      </w:r>
-      <w:proofErr w:type="gramEnd"/>
-      <w:r>
-        <w:rPr>
-          <w:rFonts w:ascii="Times New Roman" w:hAnsi="Times New Roman" w:cs="Times New Roman"/>
-        </w:rPr>
-        <w:t xml:space="preserve">"Dearness Allowance (DA): " + </w:t>
-      </w:r>
-      <w:proofErr w:type="gramStart"/>
-      <w:r>
-        <w:rPr>
-          <w:rFonts w:ascii="Times New Roman" w:hAnsi="Times New Roman" w:cs="Times New Roman"/>
-        </w:rPr>
-        <w:t>str(</w:t>
-      </w:r>
-      <w:proofErr w:type="gramEnd"/>
-      <w:r>
-        <w:rPr>
-          <w:rFonts w:ascii="Times New Roman" w:hAnsi="Times New Roman" w:cs="Times New Roman"/>
-        </w:rPr>
-        <w:t>DA))</w:t>
-      </w:r>
-    </w:p>
-    <w:p>
-      <w:pPr>
-        <w:rPr>
-          <w:rFonts w:ascii="Times New Roman" w:hAnsi="Times New Roman" w:cs="Times New Roman"/>
-        </w:rPr>
-      </w:pPr>
-      <w:proofErr w:type="gramStart"/>
-      <w:r>
-        <w:rPr>
-          <w:rFonts w:ascii="Times New Roman" w:hAnsi="Times New Roman" w:cs="Times New Roman"/>
-        </w:rPr>
-        <w:t>print(</w:t>
-      </w:r>
-      <w:proofErr w:type="gramEnd"/>
-      <w:r>
-        <w:rPr>
-          <w:rFonts w:ascii="Times New Roman" w:hAnsi="Times New Roman" w:cs="Times New Roman"/>
-        </w:rPr>
-        <w:t xml:space="preserve">"Travel Allowance (TA): " + </w:t>
-      </w:r>
-      <w:proofErr w:type="gramStart"/>
-      <w:r>
-        <w:rPr>
-          <w:rFonts w:ascii="Times New Roman" w:hAnsi="Times New Roman" w:cs="Times New Roman"/>
-        </w:rPr>
-        <w:t>str(</w:t>
-      </w:r>
-      <w:proofErr w:type="gramEnd"/>
-      <w:r>
-        <w:rPr>
-          <w:rFonts w:ascii="Times New Roman" w:hAnsi="Times New Roman" w:cs="Times New Roman"/>
-        </w:rPr>
-        <w:t>TA))</w:t>
-      </w:r>
-    </w:p>
-    <w:p>
-      <w:pPr>
-        <w:rPr>
-          <w:rFonts w:ascii="Times New Roman" w:hAnsi="Times New Roman" w:cs="Times New Roman"/>
-        </w:rPr>
-      </w:pPr>
-      <w:proofErr w:type="gramStart"/>
-      <w:r>
-        <w:rPr>
-          <w:rFonts w:ascii="Times New Roman" w:hAnsi="Times New Roman" w:cs="Times New Roman"/>
-        </w:rPr>
-        <w:t>print(</w:t>
-      </w:r>
-      <w:proofErr w:type="gramEnd"/>
-      <w:r>
-        <w:rPr>
-          <w:rFonts w:ascii="Times New Roman" w:hAnsi="Times New Roman" w:cs="Times New Roman"/>
-        </w:rPr>
-        <w:t xml:space="preserve">"House Rent Allowance (HRA): " + </w:t>
-      </w:r>
-      <w:proofErr w:type="gramStart"/>
-      <w:r>
-        <w:rPr>
-          <w:rFonts w:ascii="Times New Roman" w:hAnsi="Times New Roman" w:cs="Times New Roman"/>
-        </w:rPr>
-        <w:t>str(</w:t>
-      </w:r>
-      <w:proofErr w:type="gramEnd"/>
-      <w:r>
-        <w:rPr>
-          <w:rFonts w:ascii="Times New Roman" w:hAnsi="Times New Roman" w:cs="Times New Roman"/>
-        </w:rPr>
-        <w:t>HRA))</w:t>
-      </w:r>
-    </w:p>
-    <w:p>
-      <w:pPr>
-        <w:rPr>
-          <w:rFonts w:ascii="Times New Roman" w:hAnsi="Times New Roman" w:cs="Times New Roman"/>
-        </w:rPr>
-      </w:pPr>
-      <w:proofErr w:type="gramStart"/>
-      <w:r>
-        <w:rPr>
-          <w:rFonts w:ascii="Times New Roman" w:hAnsi="Times New Roman" w:cs="Times New Roman"/>
-        </w:rPr>
-        <w:t>print(</w:t>
-      </w:r>
-      <w:proofErr w:type="gramEnd"/>
-      <w:r>
-        <w:rPr>
-          <w:rFonts w:ascii="Times New Roman" w:hAnsi="Times New Roman" w:cs="Times New Roman"/>
-        </w:rPr>
-        <w:t xml:space="preserve">"Gross Salary: " + </w:t>
-      </w:r>
-      <w:proofErr w:type="gramStart"/>
-      <w:r>
-        <w:rPr>
-          <w:rFonts w:ascii="Times New Roman" w:hAnsi="Times New Roman" w:cs="Times New Roman"/>
-        </w:rPr>
-        <w:t>str(</w:t>
-      </w:r>
-      <w:proofErr w:type="gramEnd"/>
-      <w:r>
-        <w:rPr>
-          <w:rFonts w:ascii="Times New Roman" w:hAnsi="Times New Roman" w:cs="Times New Roman"/>
-        </w:rPr>
-        <w:t>basic_salary + DA + TA + HRA)</w:t>
-      </w:r>
-      <w:r>
-        <w:rPr>
-          <w:rFonts w:ascii="Times New Roman" w:hAnsi="Times New Roman" w:cs="Times New Roman"/>
+      <w:r>
+        <w:rPr>
+          <w:rFonts w:ascii="Times New Roman" w:hAnsi="Times New Roman" w:cs="Times New Roman"/>
+        </w:rPr>
+        <w:t>print("Dearness Allowance (DA): " + str(DA))</w:t>
+      </w:r>
+    </w:p>
+    <w:p>
+      <w:pPr>
+        <w:rPr>
+          <w:rFonts w:ascii="Times New Roman" w:hAnsi="Times New Roman" w:cs="Times New Roman"/>
+        </w:rPr>
+      </w:pPr>
+      <w:r>
+        <w:rPr>
+          <w:rFonts w:ascii="Times New Roman" w:hAnsi="Times New Roman" w:cs="Times New Roman"/>
+        </w:rPr>
+        <w:t>print("Travel Allowance (TA): " + str(TA))</w:t>
+      </w:r>
+    </w:p>
+    <w:p>
+      <w:pPr>
+        <w:rPr>
+          <w:rFonts w:ascii="Times New Roman" w:hAnsi="Times New Roman" w:cs="Times New Roman"/>
+        </w:rPr>
+      </w:pPr>
+      <w:r>
+        <w:rPr>
+          <w:rFonts w:ascii="Times New Roman" w:hAnsi="Times New Roman" w:cs="Times New Roman"/>
+        </w:rPr>
+        <w:t>print("House Rent Allowance (HRA): " + str(HRA))</w:t>
+      </w:r>
+    </w:p>
+    <w:p>
+      <w:pPr>
+        <w:rPr>
+          <w:rFonts w:ascii="Times New Roman" w:hAnsi="Times New Roman" w:cs="Times New Roman"/>
+        </w:rPr>
+      </w:pPr>
+      <w:r>
+        <w:rPr>
+          <w:rFonts w:ascii="Times New Roman" w:hAnsi="Times New Roman" w:cs="Times New Roman"/>
+        </w:rPr>
+        <w:t>print("Gross Salary: " + str(basic_salary + DA + TA + HRA)</w:t>
+      </w:r>
+      <w:r>
+        <w:rPr>
+          <w:rFonts w:ascii="Times New Roman" w:hAnsi="Times New Roman" w:cs="Times New Roman"/>
+          <w:noProof/>
         </w:rPr>
         <w:drawing>
           <wp:inline distT="0" distB="0" distL="0" distR="0" wp14:anchorId="2F290549" wp14:editId="59E2D8D4">
@@ -463,142 +358,76 @@
         </w:rPr>
         <w:br/>
       </w:r>
-      <w:proofErr w:type="gramStart"/>
-      <w:r>
-        <w:rPr>
-          <w:rFonts w:ascii="Times New Roman" w:hAnsi="Times New Roman" w:cs="Times New Roman"/>
-        </w:rPr>
-        <w:t>print(</w:t>
-      </w:r>
-      <w:proofErr w:type="gramEnd"/>
-      <w:r>
-        <w:rPr>
-          <w:rFonts w:ascii="Times New Roman" w:hAnsi="Times New Roman" w:cs="Times New Roman"/>
-        </w:rPr>
-        <w:t>"Enter principal amount:", end=" ")</w:t>
-      </w:r>
-    </w:p>
-    <w:p>
-      <w:pPr>
-        <w:rPr>
-          <w:rFonts w:ascii="Times New Roman" w:hAnsi="Times New Roman" w:cs="Times New Roman"/>
-        </w:rPr>
-      </w:pPr>
-      <w:r>
-        <w:rPr>
-          <w:rFonts w:ascii="Times New Roman" w:hAnsi="Times New Roman" w:cs="Times New Roman"/>
-        </w:rPr>
-        <w:t>P = float(</w:t>
-      </w:r>
-      <w:proofErr w:type="gramStart"/>
-      <w:r>
-        <w:rPr>
-          <w:rFonts w:ascii="Times New Roman" w:hAnsi="Times New Roman" w:cs="Times New Roman"/>
-        </w:rPr>
-        <w:t>input(</w:t>
-      </w:r>
-      <w:proofErr w:type="gramEnd"/>
-      <w:r>
-        <w:rPr>
-          <w:rFonts w:ascii="Times New Roman" w:hAnsi="Times New Roman" w:cs="Times New Roman"/>
-        </w:rPr>
-        <w:t>))</w:t>
-      </w:r>
-    </w:p>
-    <w:p>
-      <w:pPr>
-        <w:rPr>
-          <w:rFonts w:ascii="Times New Roman" w:hAnsi="Times New Roman" w:cs="Times New Roman"/>
-        </w:rPr>
-      </w:pPr>
-      <w:proofErr w:type="gramStart"/>
-      <w:r>
-        <w:rPr>
-          <w:rFonts w:ascii="Times New Roman" w:hAnsi="Times New Roman" w:cs="Times New Roman"/>
-        </w:rPr>
-        <w:t>print(</w:t>
-      </w:r>
-      <w:proofErr w:type="gramEnd"/>
-      <w:r>
-        <w:rPr>
-          <w:rFonts w:ascii="Times New Roman" w:hAnsi="Times New Roman" w:cs="Times New Roman"/>
-        </w:rPr>
-        <w:t>"Enter rate of interest (in %):", end=" ")</w:t>
-      </w:r>
-    </w:p>
-    <w:p>
-      <w:pPr>
-        <w:rPr>
-          <w:rFonts w:ascii="Times New Roman" w:hAnsi="Times New Roman" w:cs="Times New Roman"/>
-        </w:rPr>
-      </w:pPr>
-      <w:r>
-        <w:rPr>
-          <w:rFonts w:ascii="Times New Roman" w:hAnsi="Times New Roman" w:cs="Times New Roman"/>
-        </w:rPr>
-        <w:t>R = float(</w:t>
-      </w:r>
-      <w:proofErr w:type="gramStart"/>
-      <w:r>
-        <w:rPr>
-          <w:rFonts w:ascii="Times New Roman" w:hAnsi="Times New Roman" w:cs="Times New Roman"/>
-        </w:rPr>
-        <w:t>input(</w:t>
-      </w:r>
-      <w:proofErr w:type="gramEnd"/>
-      <w:r>
-        <w:rPr>
-          <w:rFonts w:ascii="Times New Roman" w:hAnsi="Times New Roman" w:cs="Times New Roman"/>
-        </w:rPr>
-        <w:t>))</w:t>
-      </w:r>
-    </w:p>
-    <w:p>
-      <w:pPr>
-        <w:rPr>
-          <w:rFonts w:ascii="Times New Roman" w:hAnsi="Times New Roman" w:cs="Times New Roman"/>
-        </w:rPr>
-      </w:pPr>
-      <w:proofErr w:type="gramStart"/>
-      <w:r>
-        <w:rPr>
-          <w:rFonts w:ascii="Times New Roman" w:hAnsi="Times New Roman" w:cs="Times New Roman"/>
-        </w:rPr>
-        <w:t>print(</w:t>
-      </w:r>
-      <w:proofErr w:type="gramEnd"/>
-      <w:r>
-        <w:rPr>
-          <w:rFonts w:ascii="Times New Roman" w:hAnsi="Times New Roman" w:cs="Times New Roman"/>
-        </w:rPr>
-        <w:t>"Enter time period (in years):", end=" ")</w:t>
-      </w:r>
-    </w:p>
-    <w:p>
-      <w:pPr>
-        <w:rPr>
-          <w:rFonts w:ascii="Times New Roman" w:hAnsi="Times New Roman" w:cs="Times New Roman"/>
-        </w:rPr>
-      </w:pPr>
-      <w:r>
-        <w:rPr>
-          <w:rFonts w:ascii="Times New Roman" w:hAnsi="Times New Roman" w:cs="Times New Roman"/>
-        </w:rPr>
-        <w:t>T = float(</w:t>
-      </w:r>
-      <w:proofErr w:type="gramStart"/>
-      <w:r>
-        <w:rPr>
-          <w:rFonts w:ascii="Times New Roman" w:hAnsi="Times New Roman" w:cs="Times New Roman"/>
-        </w:rPr>
-        <w:t>input(</w:t>
-      </w:r>
-      <w:proofErr w:type="gramEnd"/>
-      <w:r>
-        <w:rPr>
-          <w:rFonts w:ascii="Times New Roman" w:hAnsi="Times New Roman" w:cs="Times New Roman"/>
-        </w:rPr>
-        <w:t>))</w:t>
+      <w:r>
+        <w:rPr>
+          <w:rFonts w:ascii="Times New Roman" w:hAnsi="Times New Roman" w:cs="Times New Roman"/>
+        </w:rPr>
+        <w:t>print("Enter principal amount:", end=" ")</w:t>
+      </w:r>
+    </w:p>
+    <w:p>
+      <w:pPr>
+        <w:rPr>
+          <w:rFonts w:ascii="Times New Roman" w:hAnsi="Times New Roman" w:cs="Times New Roman"/>
+        </w:rPr>
+      </w:pPr>
+      <w:r>
+        <w:rPr>
+          <w:rFonts w:ascii="Times New Roman" w:hAnsi="Times New Roman" w:cs="Times New Roman"/>
+        </w:rPr>
+        <w:t>P = float(input())</w:t>
+      </w:r>
+    </w:p>
+    <w:p>
+      <w:pPr>
+        <w:rPr>
+          <w:rFonts w:ascii="Times New Roman" w:hAnsi="Times New Roman" w:cs="Times New Roman"/>
+        </w:rPr>
+      </w:pPr>
+      <w:r>
+        <w:rPr>
+          <w:rFonts w:ascii="Times New Roman" w:hAnsi="Times New Roman" w:cs="Times New Roman"/>
+        </w:rPr>
+        <w:t>print("Enter rate of interest (in %):", end=" ")</w:t>
+      </w:r>
+    </w:p>
+    <w:p>
+      <w:pPr>
+        <w:rPr>
+          <w:rFonts w:ascii="Times New Roman" w:hAnsi="Times New Roman" w:cs="Times New Roman"/>
+        </w:rPr>
+      </w:pPr>
+      <w:r>
+        <w:rPr>
+          <w:rFonts w:ascii="Times New Roman" w:hAnsi="Times New Roman" w:cs="Times New Roman"/>
+        </w:rPr>
+        <w:t>R = float(input())</w:t>
+      </w:r>
+    </w:p>
+    <w:p>
+      <w:pPr>
+        <w:rPr>
+          <w:rFonts w:ascii="Times New Roman" w:hAnsi="Times New Roman" w:cs="Times New Roman"/>
+        </w:rPr>
+      </w:pPr>
+      <w:r>
+        <w:rPr>
+          <w:rFonts w:ascii="Times New Roman" w:hAnsi="Times New Roman" w:cs="Times New Roman"/>
+        </w:rPr>
+        <w:t>print("Enter time period (in years):", end=" ")</w:t>
+      </w:r>
+    </w:p>
+    <w:p>
+      <w:pPr>
+        <w:rPr>
+          <w:rFonts w:ascii="Times New Roman" w:hAnsi="Times New Roman" w:cs="Times New Roman"/>
+        </w:rPr>
+      </w:pPr>
+      <w:r>
+        <w:rPr>
+          <w:rFonts w:ascii="Times New Roman" w:hAnsi="Times New Roman" w:cs="Times New Roman"/>
+        </w:rPr>
+        <w:t>T = float(input())</w:t>
       </w:r>
     </w:p>
     <w:p>
@@ -620,33 +449,12 @@
           <w:rFonts w:ascii="Times New Roman" w:hAnsi="Times New Roman" w:cs="Times New Roman"/>
         </w:rPr>
       </w:pPr>
-      <w:proofErr w:type="gramStart"/>
-      <w:r>
-        <w:rPr>
-          <w:rFonts w:ascii="Times New Roman" w:hAnsi="Times New Roman" w:cs="Times New Roman"/>
-        </w:rPr>
-        <w:t>print(</w:t>
-      </w:r>
-      <w:proofErr w:type="gramEnd"/>
-      <w:r>
-        <w:rPr>
-          <w:rFonts w:ascii="Times New Roman" w:hAnsi="Times New Roman" w:cs="Times New Roman"/>
-        </w:rPr>
-        <w:t xml:space="preserve">"Simple Interest is: " + </w:t>
-      </w:r>
-      <w:proofErr w:type="gramStart"/>
-      <w:r>
-        <w:rPr>
-          <w:rFonts w:ascii="Times New Roman" w:hAnsi="Times New Roman" w:cs="Times New Roman"/>
-        </w:rPr>
-        <w:t>str(</w:t>
-      </w:r>
-      <w:proofErr w:type="gramEnd"/>
-      <w:r>
-        <w:rPr>
-          <w:rFonts w:ascii="Times New Roman" w:hAnsi="Times New Roman" w:cs="Times New Roman"/>
-        </w:rPr>
-        <w:t>SI))</w:t>
+      <w:r>
+        <w:rPr>
+          <w:rFonts w:ascii="Times New Roman" w:hAnsi="Times New Roman" w:cs="Times New Roman"/>
+        </w:rPr>
+        <w:lastRenderedPageBreak/>
+        <w:t>print("Simple Interest is: " + str(SI))</w:t>
       </w:r>
       <w:r>
         <w:rPr>
@@ -657,6 +465,7 @@
       <w:r>
         <w:rPr>
           <w:rFonts w:ascii="Times New Roman" w:hAnsi="Times New Roman" w:cs="Times New Roman"/>
+          <w:noProof/>
         </w:rPr>
         <w:drawing>
           <wp:inline distT="0" distB="0" distL="0" distR="0" wp14:anchorId="1257E4E5" wp14:editId="0859E21B">
@@ -705,7 +514,6 @@
         <w:rPr>
           <w:rFonts w:ascii="Times New Roman" w:hAnsi="Times New Roman" w:cs="Times New Roman"/>
         </w:rPr>
-        <w:lastRenderedPageBreak/>
         <w:t>Conclusion</w:t>
       </w:r>
       <w:r>
@@ -1342,6 +1150,7 @@
   <w:style w:type="character" w:default="1" w:styleId="DefaultParagraphFont">
     <w:name w:val="Default Paragraph Font"/>
     <w:uiPriority w:val="1"/>
+    <w:semiHidden/>
     <w:unhideWhenUsed/>
   </w:style>
   <w:style w:type="table" w:default="1" w:styleId="TableNormal">

--- a/Assignment 1/Basics of Python.docx
+++ b/Assignment 1/Basics of Python.docx
@@ -35,16 +35,14 @@
         </w:rPr>
         <w:t>ython</w:t>
       </w:r>
-    </w:p>
-    <w:p>
-      <w:pPr>
-        <w:jc w:val="center"/>
+      <w:r>
         <w:rPr>
           <w:rFonts w:ascii="Times New Roman" w:hAnsi="Times New Roman" w:cs="Times New Roman"/>
           <w:sz w:val="32"/>
           <w:szCs w:val="32"/>
         </w:rPr>
-      </w:pPr>
+        <w:t xml:space="preserve"> </w:t>
+      </w:r>
       <w:r>
         <w:rPr>
           <w:rFonts w:ascii="Times New Roman" w:hAnsi="Times New Roman" w:cs="Times New Roman"/>
@@ -167,7 +165,21 @@
           <w:rFonts w:ascii="Times New Roman" w:hAnsi="Times New Roman" w:cs="Times New Roman"/>
         </w:rPr>
         <w:br/>
-        <w:t>It helps us show how python can be applied for financial and salary based applications.</w:t>
+        <w:t xml:space="preserve">It helps us show how python can be applied for financial and </w:t>
+      </w:r>
+      <w:proofErr w:type="gramStart"/>
+      <w:r>
+        <w:rPr>
+          <w:rFonts w:ascii="Times New Roman" w:hAnsi="Times New Roman" w:cs="Times New Roman"/>
+        </w:rPr>
+        <w:t>salary based</w:t>
+      </w:r>
+      <w:proofErr w:type="gramEnd"/>
+      <w:r>
+        <w:rPr>
+          <w:rFonts w:ascii="Times New Roman" w:hAnsi="Times New Roman" w:cs="Times New Roman"/>
+        </w:rPr>
+        <w:t xml:space="preserve"> applications.</w:t>
       </w:r>
     </w:p>
     <w:p>
@@ -188,24 +200,46 @@
         </w:rPr>
         <w:br/>
       </w:r>
-      <w:r>
-        <w:rPr>
-          <w:rFonts w:ascii="Times New Roman" w:hAnsi="Times New Roman" w:cs="Times New Roman"/>
-        </w:rPr>
-        <w:t>print("Please enter your basic salary: ", end="")</w:t>
-      </w:r>
-    </w:p>
-    <w:p>
-      <w:pPr>
-        <w:rPr>
-          <w:rFonts w:ascii="Times New Roman" w:hAnsi="Times New Roman" w:cs="Times New Roman"/>
-        </w:rPr>
-      </w:pPr>
-      <w:r>
-        <w:rPr>
-          <w:rFonts w:ascii="Times New Roman" w:hAnsi="Times New Roman" w:cs="Times New Roman"/>
-        </w:rPr>
-        <w:t>basic_salary = float(input())</w:t>
+      <w:proofErr w:type="gramStart"/>
+      <w:r>
+        <w:rPr>
+          <w:rFonts w:ascii="Times New Roman" w:hAnsi="Times New Roman" w:cs="Times New Roman"/>
+        </w:rPr>
+        <w:t>print(</w:t>
+      </w:r>
+      <w:proofErr w:type="gramEnd"/>
+      <w:r>
+        <w:rPr>
+          <w:rFonts w:ascii="Times New Roman" w:hAnsi="Times New Roman" w:cs="Times New Roman"/>
+        </w:rPr>
+        <w:t>"Please enter your basic salary: ", end="")</w:t>
+      </w:r>
+    </w:p>
+    <w:p>
+      <w:pPr>
+        <w:rPr>
+          <w:rFonts w:ascii="Times New Roman" w:hAnsi="Times New Roman" w:cs="Times New Roman"/>
+        </w:rPr>
+      </w:pPr>
+      <w:r>
+        <w:rPr>
+          <w:rFonts w:ascii="Times New Roman" w:hAnsi="Times New Roman" w:cs="Times New Roman"/>
+        </w:rPr>
+        <w:t>basic_salary = float(</w:t>
+      </w:r>
+      <w:proofErr w:type="gramStart"/>
+      <w:r>
+        <w:rPr>
+          <w:rFonts w:ascii="Times New Roman" w:hAnsi="Times New Roman" w:cs="Times New Roman"/>
+        </w:rPr>
+        <w:t>input(</w:t>
+      </w:r>
+      <w:proofErr w:type="gramEnd"/>
+      <w:r>
+        <w:rPr>
+          <w:rFonts w:ascii="Times New Roman" w:hAnsi="Times New Roman" w:cs="Times New Roman"/>
+        </w:rPr>
+        <w:t>))</w:t>
       </w:r>
     </w:p>
     <w:p>
@@ -253,50 +287,138 @@
           <w:rFonts w:ascii="Times New Roman" w:hAnsi="Times New Roman" w:cs="Times New Roman"/>
         </w:rPr>
       </w:pPr>
-      <w:r>
-        <w:rPr>
-          <w:rFonts w:ascii="Times New Roman" w:hAnsi="Times New Roman" w:cs="Times New Roman"/>
-        </w:rPr>
-        <w:t>print("Dearness Allowance (DA): " + str(DA))</w:t>
-      </w:r>
-    </w:p>
-    <w:p>
-      <w:pPr>
-        <w:rPr>
-          <w:rFonts w:ascii="Times New Roman" w:hAnsi="Times New Roman" w:cs="Times New Roman"/>
-        </w:rPr>
-      </w:pPr>
-      <w:r>
-        <w:rPr>
-          <w:rFonts w:ascii="Times New Roman" w:hAnsi="Times New Roman" w:cs="Times New Roman"/>
-        </w:rPr>
-        <w:t>print("Travel Allowance (TA): " + str(TA))</w:t>
-      </w:r>
-    </w:p>
-    <w:p>
-      <w:pPr>
-        <w:rPr>
-          <w:rFonts w:ascii="Times New Roman" w:hAnsi="Times New Roman" w:cs="Times New Roman"/>
-        </w:rPr>
-      </w:pPr>
-      <w:r>
-        <w:rPr>
-          <w:rFonts w:ascii="Times New Roman" w:hAnsi="Times New Roman" w:cs="Times New Roman"/>
-        </w:rPr>
-        <w:t>print("House Rent Allowance (HRA): " + str(HRA))</w:t>
-      </w:r>
-    </w:p>
-    <w:p>
-      <w:pPr>
-        <w:rPr>
-          <w:rFonts w:ascii="Times New Roman" w:hAnsi="Times New Roman" w:cs="Times New Roman"/>
-        </w:rPr>
-      </w:pPr>
-      <w:r>
-        <w:rPr>
-          <w:rFonts w:ascii="Times New Roman" w:hAnsi="Times New Roman" w:cs="Times New Roman"/>
-        </w:rPr>
-        <w:t>print("Gross Salary: " + str(basic_salary + DA + TA + HRA)</w:t>
+      <w:proofErr w:type="gramStart"/>
+      <w:r>
+        <w:rPr>
+          <w:rFonts w:ascii="Times New Roman" w:hAnsi="Times New Roman" w:cs="Times New Roman"/>
+        </w:rPr>
+        <w:t>print(</w:t>
+      </w:r>
+      <w:proofErr w:type="gramEnd"/>
+      <w:r>
+        <w:rPr>
+          <w:rFonts w:ascii="Times New Roman" w:hAnsi="Times New Roman" w:cs="Times New Roman"/>
+        </w:rPr>
+        <w:t xml:space="preserve">"Dearness Allowance (DA): " + </w:t>
+      </w:r>
+      <w:proofErr w:type="gramStart"/>
+      <w:r>
+        <w:rPr>
+          <w:rFonts w:ascii="Times New Roman" w:hAnsi="Times New Roman" w:cs="Times New Roman"/>
+        </w:rPr>
+        <w:t>str(</w:t>
+      </w:r>
+      <w:proofErr w:type="gramEnd"/>
+      <w:r>
+        <w:rPr>
+          <w:rFonts w:ascii="Times New Roman" w:hAnsi="Times New Roman" w:cs="Times New Roman"/>
+        </w:rPr>
+        <w:t>DA))</w:t>
+      </w:r>
+    </w:p>
+    <w:p>
+      <w:pPr>
+        <w:rPr>
+          <w:rFonts w:ascii="Times New Roman" w:hAnsi="Times New Roman" w:cs="Times New Roman"/>
+        </w:rPr>
+      </w:pPr>
+      <w:proofErr w:type="gramStart"/>
+      <w:r>
+        <w:rPr>
+          <w:rFonts w:ascii="Times New Roman" w:hAnsi="Times New Roman" w:cs="Times New Roman"/>
+        </w:rPr>
+        <w:t>print(</w:t>
+      </w:r>
+      <w:proofErr w:type="gramEnd"/>
+      <w:r>
+        <w:rPr>
+          <w:rFonts w:ascii="Times New Roman" w:hAnsi="Times New Roman" w:cs="Times New Roman"/>
+        </w:rPr>
+        <w:t xml:space="preserve">"Travel Allowance (TA): " + </w:t>
+      </w:r>
+      <w:proofErr w:type="gramStart"/>
+      <w:r>
+        <w:rPr>
+          <w:rFonts w:ascii="Times New Roman" w:hAnsi="Times New Roman" w:cs="Times New Roman"/>
+        </w:rPr>
+        <w:t>str(</w:t>
+      </w:r>
+      <w:proofErr w:type="gramEnd"/>
+      <w:r>
+        <w:rPr>
+          <w:rFonts w:ascii="Times New Roman" w:hAnsi="Times New Roman" w:cs="Times New Roman"/>
+        </w:rPr>
+        <w:t>TA))</w:t>
+      </w:r>
+    </w:p>
+    <w:p>
+      <w:pPr>
+        <w:rPr>
+          <w:rFonts w:ascii="Times New Roman" w:hAnsi="Times New Roman" w:cs="Times New Roman"/>
+        </w:rPr>
+      </w:pPr>
+      <w:proofErr w:type="gramStart"/>
+      <w:r>
+        <w:rPr>
+          <w:rFonts w:ascii="Times New Roman" w:hAnsi="Times New Roman" w:cs="Times New Roman"/>
+        </w:rPr>
+        <w:t>print(</w:t>
+      </w:r>
+      <w:proofErr w:type="gramEnd"/>
+      <w:r>
+        <w:rPr>
+          <w:rFonts w:ascii="Times New Roman" w:hAnsi="Times New Roman" w:cs="Times New Roman"/>
+        </w:rPr>
+        <w:t xml:space="preserve">"House Rent Allowance (HRA): " + </w:t>
+      </w:r>
+      <w:proofErr w:type="gramStart"/>
+      <w:r>
+        <w:rPr>
+          <w:rFonts w:ascii="Times New Roman" w:hAnsi="Times New Roman" w:cs="Times New Roman"/>
+        </w:rPr>
+        <w:t>str(</w:t>
+      </w:r>
+      <w:proofErr w:type="gramEnd"/>
+      <w:r>
+        <w:rPr>
+          <w:rFonts w:ascii="Times New Roman" w:hAnsi="Times New Roman" w:cs="Times New Roman"/>
+        </w:rPr>
+        <w:t>HRA))</w:t>
+      </w:r>
+    </w:p>
+    <w:p>
+      <w:pPr>
+        <w:rPr>
+          <w:rFonts w:ascii="Times New Roman" w:hAnsi="Times New Roman" w:cs="Times New Roman"/>
+        </w:rPr>
+      </w:pPr>
+      <w:proofErr w:type="gramStart"/>
+      <w:r>
+        <w:rPr>
+          <w:rFonts w:ascii="Times New Roman" w:hAnsi="Times New Roman" w:cs="Times New Roman"/>
+        </w:rPr>
+        <w:t>print(</w:t>
+      </w:r>
+      <w:proofErr w:type="gramEnd"/>
+      <w:r>
+        <w:rPr>
+          <w:rFonts w:ascii="Times New Roman" w:hAnsi="Times New Roman" w:cs="Times New Roman"/>
+        </w:rPr>
+        <w:t xml:space="preserve">"Gross Salary: " + </w:t>
+      </w:r>
+      <w:proofErr w:type="gramStart"/>
+      <w:r>
+        <w:rPr>
+          <w:rFonts w:ascii="Times New Roman" w:hAnsi="Times New Roman" w:cs="Times New Roman"/>
+        </w:rPr>
+        <w:t>str(</w:t>
+      </w:r>
+      <w:proofErr w:type="gramEnd"/>
+      <w:r>
+        <w:rPr>
+          <w:rFonts w:ascii="Times New Roman" w:hAnsi="Times New Roman" w:cs="Times New Roman"/>
+        </w:rPr>
+        <w:t>basic_salary + DA + TA + HRA)</w:t>
       </w:r>
       <w:r>
         <w:rPr>
@@ -358,76 +480,142 @@
         </w:rPr>
         <w:br/>
       </w:r>
-      <w:r>
-        <w:rPr>
-          <w:rFonts w:ascii="Times New Roman" w:hAnsi="Times New Roman" w:cs="Times New Roman"/>
-        </w:rPr>
-        <w:t>print("Enter principal amount:", end=" ")</w:t>
-      </w:r>
-    </w:p>
-    <w:p>
-      <w:pPr>
-        <w:rPr>
-          <w:rFonts w:ascii="Times New Roman" w:hAnsi="Times New Roman" w:cs="Times New Roman"/>
-        </w:rPr>
-      </w:pPr>
-      <w:r>
-        <w:rPr>
-          <w:rFonts w:ascii="Times New Roman" w:hAnsi="Times New Roman" w:cs="Times New Roman"/>
-        </w:rPr>
-        <w:t>P = float(input())</w:t>
-      </w:r>
-    </w:p>
-    <w:p>
-      <w:pPr>
-        <w:rPr>
-          <w:rFonts w:ascii="Times New Roman" w:hAnsi="Times New Roman" w:cs="Times New Roman"/>
-        </w:rPr>
-      </w:pPr>
-      <w:r>
-        <w:rPr>
-          <w:rFonts w:ascii="Times New Roman" w:hAnsi="Times New Roman" w:cs="Times New Roman"/>
-        </w:rPr>
-        <w:t>print("Enter rate of interest (in %):", end=" ")</w:t>
-      </w:r>
-    </w:p>
-    <w:p>
-      <w:pPr>
-        <w:rPr>
-          <w:rFonts w:ascii="Times New Roman" w:hAnsi="Times New Roman" w:cs="Times New Roman"/>
-        </w:rPr>
-      </w:pPr>
-      <w:r>
-        <w:rPr>
-          <w:rFonts w:ascii="Times New Roman" w:hAnsi="Times New Roman" w:cs="Times New Roman"/>
-        </w:rPr>
-        <w:t>R = float(input())</w:t>
-      </w:r>
-    </w:p>
-    <w:p>
-      <w:pPr>
-        <w:rPr>
-          <w:rFonts w:ascii="Times New Roman" w:hAnsi="Times New Roman" w:cs="Times New Roman"/>
-        </w:rPr>
-      </w:pPr>
-      <w:r>
-        <w:rPr>
-          <w:rFonts w:ascii="Times New Roman" w:hAnsi="Times New Roman" w:cs="Times New Roman"/>
-        </w:rPr>
-        <w:t>print("Enter time period (in years):", end=" ")</w:t>
-      </w:r>
-    </w:p>
-    <w:p>
-      <w:pPr>
-        <w:rPr>
-          <w:rFonts w:ascii="Times New Roman" w:hAnsi="Times New Roman" w:cs="Times New Roman"/>
-        </w:rPr>
-      </w:pPr>
-      <w:r>
-        <w:rPr>
-          <w:rFonts w:ascii="Times New Roman" w:hAnsi="Times New Roman" w:cs="Times New Roman"/>
-        </w:rPr>
-        <w:t>T = float(input())</w:t>
+      <w:proofErr w:type="gramStart"/>
+      <w:r>
+        <w:rPr>
+          <w:rFonts w:ascii="Times New Roman" w:hAnsi="Times New Roman" w:cs="Times New Roman"/>
+        </w:rPr>
+        <w:t>print(</w:t>
+      </w:r>
+      <w:proofErr w:type="gramEnd"/>
+      <w:r>
+        <w:rPr>
+          <w:rFonts w:ascii="Times New Roman" w:hAnsi="Times New Roman" w:cs="Times New Roman"/>
+        </w:rPr>
+        <w:t>"Enter principal amount:", end=" ")</w:t>
+      </w:r>
+    </w:p>
+    <w:p>
+      <w:pPr>
+        <w:rPr>
+          <w:rFonts w:ascii="Times New Roman" w:hAnsi="Times New Roman" w:cs="Times New Roman"/>
+        </w:rPr>
+      </w:pPr>
+      <w:r>
+        <w:rPr>
+          <w:rFonts w:ascii="Times New Roman" w:hAnsi="Times New Roman" w:cs="Times New Roman"/>
+        </w:rPr>
+        <w:t>P = float(</w:t>
+      </w:r>
+      <w:proofErr w:type="gramStart"/>
+      <w:r>
+        <w:rPr>
+          <w:rFonts w:ascii="Times New Roman" w:hAnsi="Times New Roman" w:cs="Times New Roman"/>
+        </w:rPr>
+        <w:t>input(</w:t>
+      </w:r>
+      <w:proofErr w:type="gramEnd"/>
+      <w:r>
+        <w:rPr>
+          <w:rFonts w:ascii="Times New Roman" w:hAnsi="Times New Roman" w:cs="Times New Roman"/>
+        </w:rPr>
+        <w:t>))</w:t>
+      </w:r>
+    </w:p>
+    <w:p>
+      <w:pPr>
+        <w:rPr>
+          <w:rFonts w:ascii="Times New Roman" w:hAnsi="Times New Roman" w:cs="Times New Roman"/>
+        </w:rPr>
+      </w:pPr>
+      <w:proofErr w:type="gramStart"/>
+      <w:r>
+        <w:rPr>
+          <w:rFonts w:ascii="Times New Roman" w:hAnsi="Times New Roman" w:cs="Times New Roman"/>
+        </w:rPr>
+        <w:t>print(</w:t>
+      </w:r>
+      <w:proofErr w:type="gramEnd"/>
+      <w:r>
+        <w:rPr>
+          <w:rFonts w:ascii="Times New Roman" w:hAnsi="Times New Roman" w:cs="Times New Roman"/>
+        </w:rPr>
+        <w:t>"Enter rate of interest (in %):", end=" ")</w:t>
+      </w:r>
+    </w:p>
+    <w:p>
+      <w:pPr>
+        <w:rPr>
+          <w:rFonts w:ascii="Times New Roman" w:hAnsi="Times New Roman" w:cs="Times New Roman"/>
+        </w:rPr>
+      </w:pPr>
+      <w:r>
+        <w:rPr>
+          <w:rFonts w:ascii="Times New Roman" w:hAnsi="Times New Roman" w:cs="Times New Roman"/>
+        </w:rPr>
+        <w:t>R = float(</w:t>
+      </w:r>
+      <w:proofErr w:type="gramStart"/>
+      <w:r>
+        <w:rPr>
+          <w:rFonts w:ascii="Times New Roman" w:hAnsi="Times New Roman" w:cs="Times New Roman"/>
+        </w:rPr>
+        <w:t>input(</w:t>
+      </w:r>
+      <w:proofErr w:type="gramEnd"/>
+      <w:r>
+        <w:rPr>
+          <w:rFonts w:ascii="Times New Roman" w:hAnsi="Times New Roman" w:cs="Times New Roman"/>
+        </w:rPr>
+        <w:t>))</w:t>
+      </w:r>
+    </w:p>
+    <w:p>
+      <w:pPr>
+        <w:rPr>
+          <w:rFonts w:ascii="Times New Roman" w:hAnsi="Times New Roman" w:cs="Times New Roman"/>
+        </w:rPr>
+      </w:pPr>
+      <w:proofErr w:type="gramStart"/>
+      <w:r>
+        <w:rPr>
+          <w:rFonts w:ascii="Times New Roman" w:hAnsi="Times New Roman" w:cs="Times New Roman"/>
+        </w:rPr>
+        <w:t>print(</w:t>
+      </w:r>
+      <w:proofErr w:type="gramEnd"/>
+      <w:r>
+        <w:rPr>
+          <w:rFonts w:ascii="Times New Roman" w:hAnsi="Times New Roman" w:cs="Times New Roman"/>
+        </w:rPr>
+        <w:t>"Enter time period (in years):", end=" ")</w:t>
+      </w:r>
+    </w:p>
+    <w:p>
+      <w:pPr>
+        <w:rPr>
+          <w:rFonts w:ascii="Times New Roman" w:hAnsi="Times New Roman" w:cs="Times New Roman"/>
+        </w:rPr>
+      </w:pPr>
+      <w:r>
+        <w:rPr>
+          <w:rFonts w:ascii="Times New Roman" w:hAnsi="Times New Roman" w:cs="Times New Roman"/>
+        </w:rPr>
+        <w:t>T = float(</w:t>
+      </w:r>
+      <w:proofErr w:type="gramStart"/>
+      <w:r>
+        <w:rPr>
+          <w:rFonts w:ascii="Times New Roman" w:hAnsi="Times New Roman" w:cs="Times New Roman"/>
+        </w:rPr>
+        <w:t>input(</w:t>
+      </w:r>
+      <w:proofErr w:type="gramEnd"/>
+      <w:r>
+        <w:rPr>
+          <w:rFonts w:ascii="Times New Roman" w:hAnsi="Times New Roman" w:cs="Times New Roman"/>
+        </w:rPr>
+        <w:t>))</w:t>
       </w:r>
     </w:p>
     <w:p>
@@ -449,12 +637,33 @@
           <w:rFonts w:ascii="Times New Roman" w:hAnsi="Times New Roman" w:cs="Times New Roman"/>
         </w:rPr>
       </w:pPr>
-      <w:r>
-        <w:rPr>
-          <w:rFonts w:ascii="Times New Roman" w:hAnsi="Times New Roman" w:cs="Times New Roman"/>
-        </w:rPr>
-        <w:lastRenderedPageBreak/>
-        <w:t>print("Simple Interest is: " + str(SI))</w:t>
+      <w:proofErr w:type="gramStart"/>
+      <w:r>
+        <w:rPr>
+          <w:rFonts w:ascii="Times New Roman" w:hAnsi="Times New Roman" w:cs="Times New Roman"/>
+        </w:rPr>
+        <w:t>print(</w:t>
+      </w:r>
+      <w:proofErr w:type="gramEnd"/>
+      <w:r>
+        <w:rPr>
+          <w:rFonts w:ascii="Times New Roman" w:hAnsi="Times New Roman" w:cs="Times New Roman"/>
+        </w:rPr>
+        <w:t xml:space="preserve">"Simple Interest is: " + </w:t>
+      </w:r>
+      <w:proofErr w:type="gramStart"/>
+      <w:r>
+        <w:rPr>
+          <w:rFonts w:ascii="Times New Roman" w:hAnsi="Times New Roman" w:cs="Times New Roman"/>
+        </w:rPr>
+        <w:t>str(</w:t>
+      </w:r>
+      <w:proofErr w:type="gramEnd"/>
+      <w:r>
+        <w:rPr>
+          <w:rFonts w:ascii="Times New Roman" w:hAnsi="Times New Roman" w:cs="Times New Roman"/>
+        </w:rPr>
+        <w:t>SI))</w:t>
       </w:r>
       <w:r>
         <w:rPr>
@@ -514,6 +723,7 @@
         <w:rPr>
           <w:rFonts w:ascii="Times New Roman" w:hAnsi="Times New Roman" w:cs="Times New Roman"/>
         </w:rPr>
+        <w:lastRenderedPageBreak/>
         <w:t>Conclusion</w:t>
       </w:r>
       <w:r>
